--- a/06_可直接打开的Word版/04_SPSS操作__09_SPSS数据文件索引.docx
+++ b/06_可直接打开的Word版/04_SPSS操作__09_SPSS数据文件索引.docx
@@ -3,11 +3,11 @@
 <w:document xmlns:wpc="http://schemas.microsoft.com/office/word/2010/wordprocessingCanvas" xmlns:mo="http://schemas.microsoft.com/office/mac/office/2008/main" xmlns:mc="http://schemas.openxmlformats.org/markup-compatibility/2006" xmlns:mv="urn:schemas-microsoft-com:mac:vml" xmlns:o="urn:schemas-microsoft-com:office:office" xmlns:r="http://schemas.openxmlformats.org/officeDocument/2006/relationships" xmlns:m="http://schemas.openxmlformats.org/officeDocument/2006/math" xmlns:v="urn:schemas-microsoft-com:vml" xmlns:wp14="http://schemas.microsoft.com/office/word/2010/wordprocessingDrawing" xmlns:wp="http://schemas.openxmlformats.org/drawingml/2006/wordprocessingDrawing" xmlns:w10="urn:schemas-microsoft-com:office:word" xmlns:w="http://schemas.openxmlformats.org/wordprocessingml/2006/main" xmlns:w14="http://schemas.microsoft.com/office/word/2010/wordml" xmlns:wpg="http://schemas.microsoft.com/office/word/2010/wordprocessingGroup" xmlns:wpi="http://schemas.microsoft.com/office/word/2010/wordprocessingInk" xmlns:wne="http://schemas.microsoft.com/office/word/2006/wordml" xmlns:wps="http://schemas.microsoft.com/office/word/2010/wordprocessingShape" mc:Ignorable="w14 wp14">
   <w:body>
     <w:p>
-      <w:pPr>
-        <w:pStyle w:val="Heading1"/>
-      </w:pPr>
       <w:r>
-        <w:t>SPSS数据文件索引</w:t>
+        <w:rPr>
+          <w:rFonts w:ascii="Microsoft YaHei" w:hAnsi="Microsoft YaHei" w:eastAsia="Microsoft YaHei"/>
+        </w:rPr>
+        <w:t>﻿# SPSS数据文件索引</w:t>
       </w:r>
     </w:p>
     <w:p/>
@@ -15,7 +15,6 @@
       <w:r>
         <w:rPr>
           <w:rFonts w:ascii="Microsoft YaHei" w:hAnsi="Microsoft YaHei" w:eastAsia="Microsoft YaHei"/>
-          <w:sz w:val="22"/>
         </w:rPr>
         <w:t>数据位置：`D:\医学统计学期末冲刺复习包\05_课程讲义与教材\课程网站资料待放入`</w:t>
       </w:r>
@@ -25,7 +24,6 @@
       <w:r>
         <w:rPr>
           <w:rFonts w:ascii="Microsoft YaHei" w:hAnsi="Microsoft YaHei" w:eastAsia="Microsoft YaHei"/>
-          <w:sz w:val="22"/>
         </w:rPr>
         <w:t>当前共有 47 个 `.sav` 文件。使用原则：学到哪一章，就打开同编号的 `.sav` 文件；如果同一章有多个例题，从编号最小的开始练。</w:t>
       </w:r>
@@ -44,144 +42,120 @@
       <w:r>
         <w:rPr>
           <w:rFonts w:ascii="Microsoft YaHei" w:hAnsi="Microsoft YaHei" w:eastAsia="Microsoft YaHei"/>
-          <w:sz w:val="22"/>
         </w:rPr>
-        <w:t>| 章节编号 | 对应主题 | 可用数据文件 |</w:t>
+        <w:t>章节编号 | 对应主题 | 可用数据文件</w:t>
       </w:r>
     </w:p>
     <w:p>
       <w:r>
         <w:rPr>
           <w:rFonts w:ascii="Microsoft YaHei" w:hAnsi="Microsoft YaHei" w:eastAsia="Microsoft YaHei"/>
-          <w:sz w:val="22"/>
         </w:rPr>
-        <w:t>|---|---|---|</w:t>
+        <w:t>02 | 计量资料统计描述、几何均数 | `例02-01.sav`；`例02-05加权法计算几何均数.sav`</w:t>
       </w:r>
     </w:p>
     <w:p>
       <w:r>
         <w:rPr>
           <w:rFonts w:ascii="Microsoft YaHei" w:hAnsi="Microsoft YaHei" w:eastAsia="Microsoft YaHei"/>
-          <w:sz w:val="22"/>
         </w:rPr>
-        <w:t>| 02 | 计量资料统计描述、几何均数 | `例02-01.sav`；`例02-05加权法计算几何均数.sav` |</w:t>
+        <w:t>03 | 总体均数估计、t检验相关例题 | `例03-05.sav`；`例03-06.sav`；`例03-07.sav`</w:t>
       </w:r>
     </w:p>
     <w:p>
       <w:r>
         <w:rPr>
           <w:rFonts w:ascii="Microsoft YaHei" w:hAnsi="Microsoft YaHei" w:eastAsia="Microsoft YaHei"/>
-          <w:sz w:val="22"/>
         </w:rPr>
-        <w:t>| 03 | 总体均数估计、t检验相关例题 | `例03-05.sav`；`例03-06.sav`；`例03-07.sav` |</w:t>
+        <w:t>04 | 方差分析 | `例04-02.sav`；`例04-04.sav`；`例04-05.sav`；`例04-06.sav`</w:t>
       </w:r>
     </w:p>
     <w:p>
       <w:r>
         <w:rPr>
           <w:rFonts w:ascii="Microsoft YaHei" w:hAnsi="Microsoft YaHei" w:eastAsia="Microsoft YaHei"/>
-          <w:sz w:val="22"/>
         </w:rPr>
-        <w:t>| 04 | 方差分析 | `例04-02.sav`；`例04-04.sav`；`例04-05.sav`；`例04-06.sav` |</w:t>
+        <w:t>07 | χ²检验 | `例07-01.sav` 到 `例07-08.sav`</w:t>
       </w:r>
     </w:p>
     <w:p>
       <w:r>
         <w:rPr>
           <w:rFonts w:ascii="Microsoft YaHei" w:hAnsi="Microsoft YaHei" w:eastAsia="Microsoft YaHei"/>
-          <w:sz w:val="22"/>
         </w:rPr>
-        <w:t>| 07 | χ²检验 | `例07-01.sav` 到 `例07-08.sav` |</w:t>
+        <w:t>08 | 非参数检验 | `例08-01.sav`；`例08-03.sav`；`例08-04.sav`；`例08-05.sav`；`例08-07.sav`；`例08-09.sav`</w:t>
       </w:r>
     </w:p>
     <w:p>
       <w:r>
         <w:rPr>
           <w:rFonts w:ascii="Microsoft YaHei" w:hAnsi="Microsoft YaHei" w:eastAsia="Microsoft YaHei"/>
-          <w:sz w:val="22"/>
         </w:rPr>
-        <w:t>| 08 | 非参数检验 | `例08-01.sav`；`例08-03.sav`；`例08-04.sav`；`例08-05.sav`；`例08-07.sav`；`例08-09.sav` |</w:t>
+        <w:t>09 | 相关与简单线性回归 | `例09-01.sav`；`例09-05.sav`；`例09-08.sav`</w:t>
       </w:r>
     </w:p>
     <w:p>
       <w:r>
         <w:rPr>
           <w:rFonts w:ascii="Microsoft YaHei" w:hAnsi="Microsoft YaHei" w:eastAsia="Microsoft YaHei"/>
-          <w:sz w:val="22"/>
         </w:rPr>
-        <w:t>| 09 | 相关与简单线性回归 | `例09-01.sav`；`例09-05.sav`；`例09-08.sav` |</w:t>
+        <w:t>10 | 统计表与统计图 | `例10-04.sav`；`例10-05.sav`；`例10-06.sav`；`例10-07.sav`；`例10-08.sav`；`例10-09.sav`；`例10-10.sav`；`例10-13.sav`；`例10-14.sav`</w:t>
       </w:r>
     </w:p>
     <w:p>
       <w:r>
         <w:rPr>
           <w:rFonts w:ascii="Microsoft YaHei" w:hAnsi="Microsoft YaHei" w:eastAsia="Microsoft YaHei"/>
-          <w:sz w:val="22"/>
         </w:rPr>
-        <w:t>| 10 | 统计表与统计图 | `例10-04.sav`；`例10-05.sav`；`例10-06.sav`；`例10-07.sav`；`例10-08.sav`；`例10-09.sav`；`例10-10.sav`；`例10-13.sav`；`例10-14.sav` |</w:t>
+        <w:t>11 | 多因素实验资料方差分析 | `例11-02.sav`；`例11-04.sav`</w:t>
       </w:r>
     </w:p>
     <w:p>
       <w:r>
         <w:rPr>
           <w:rFonts w:ascii="Microsoft YaHei" w:hAnsi="Microsoft YaHei" w:eastAsia="Microsoft YaHei"/>
-          <w:sz w:val="22"/>
         </w:rPr>
-        <w:t>| 11 | 多因素实验资料方差分析 | `例11-02.sav`；`例11-04.sav` |</w:t>
+        <w:t>12 | 重复测量设计资料方差分析 | `例12-03.sav`</w:t>
       </w:r>
     </w:p>
     <w:p>
       <w:r>
         <w:rPr>
           <w:rFonts w:ascii="Microsoft YaHei" w:hAnsi="Microsoft YaHei" w:eastAsia="Microsoft YaHei"/>
-          <w:sz w:val="22"/>
         </w:rPr>
-        <w:t>| 12 | 重复测量设计资料方差分析 | `例12-03.sav` |</w:t>
+        <w:t>13 | 协方差分析 | `例13-01.sav`</w:t>
       </w:r>
     </w:p>
     <w:p>
       <w:r>
         <w:rPr>
           <w:rFonts w:ascii="Microsoft YaHei" w:hAnsi="Microsoft YaHei" w:eastAsia="Microsoft YaHei"/>
-          <w:sz w:val="22"/>
         </w:rPr>
-        <w:t>| 13 | 协方差分析 | `例13-01.sav` |</w:t>
+        <w:t>15 | 多元线性回归 | `例15-01.sav`</w:t>
       </w:r>
     </w:p>
     <w:p>
       <w:r>
         <w:rPr>
           <w:rFonts w:ascii="Microsoft YaHei" w:hAnsi="Microsoft YaHei" w:eastAsia="Microsoft YaHei"/>
-          <w:sz w:val="22"/>
         </w:rPr>
-        <w:t>| 15 | 多元线性回归 | `例15-01.sav` |</w:t>
+        <w:t>16 | Logistic回归 | `例16-01.sav`；`例16-02.sav`</w:t>
       </w:r>
     </w:p>
     <w:p>
       <w:r>
         <w:rPr>
           <w:rFonts w:ascii="Microsoft YaHei" w:hAnsi="Microsoft YaHei" w:eastAsia="Microsoft YaHei"/>
-          <w:sz w:val="22"/>
         </w:rPr>
-        <w:t>| 16 | Logistic回归 | `例16-01.sav`；`例16-02.sav` |</w:t>
+        <w:t>19 | 其他高级方法/补充练习 | `例19-02.sav`；`例19-05.sav`</w:t>
       </w:r>
     </w:p>
     <w:p>
       <w:r>
         <w:rPr>
           <w:rFonts w:ascii="Microsoft YaHei" w:hAnsi="Microsoft YaHei" w:eastAsia="Microsoft YaHei"/>
-          <w:sz w:val="22"/>
         </w:rPr>
-        <w:t>| 19 | 其他高级方法/补充练习 | `例19-02.sav`；`例19-05.sav` |</w:t>
-      </w:r>
-    </w:p>
-    <w:p>
-      <w:r>
-        <w:rPr>
-          <w:rFonts w:ascii="Microsoft YaHei" w:hAnsi="Microsoft YaHei" w:eastAsia="Microsoft YaHei"/>
-          <w:sz w:val="22"/>
-        </w:rPr>
-        <w:t>| 在线练习 | 综合练习 | `在线练习数据文件1.sav`；`在线练习数据文件2.sav`；`在线练习数据文件3.sav` |</w:t>
+        <w:t>在线练习 | 综合练习 | `在线练习数据文件1.sav`；`在线练习数据文件2.sav`；`在线练习数据文件3.sav`</w:t>
       </w:r>
     </w:p>
     <w:p/>
@@ -201,7 +175,6 @@
       <w:r>
         <w:rPr>
           <w:rFonts w:ascii="Microsoft YaHei" w:hAnsi="Microsoft YaHei" w:eastAsia="Microsoft YaHei"/>
-          <w:sz w:val="22"/>
         </w:rPr>
         <w:t>看变量视图：每个变量叫什么、标签是什么、值标签是什么。</w:t>
       </w:r>
@@ -213,7 +186,6 @@
       <w:r>
         <w:rPr>
           <w:rFonts w:ascii="Microsoft YaHei" w:hAnsi="Microsoft YaHei" w:eastAsia="Microsoft YaHei"/>
-          <w:sz w:val="22"/>
         </w:rPr>
         <w:t>判断资料类型：Scale、Nominal、Ordinal 分别对应计量、分类、等级。</w:t>
       </w:r>
@@ -225,7 +197,6 @@
       <w:r>
         <w:rPr>
           <w:rFonts w:ascii="Microsoft YaHei" w:hAnsi="Microsoft YaHei" w:eastAsia="Microsoft YaHei"/>
-          <w:sz w:val="22"/>
         </w:rPr>
         <w:t>再决定检验方法，不要一打开数据就直接点菜单。</w:t>
       </w:r>
@@ -244,7 +215,6 @@
       <w:r>
         <w:rPr>
           <w:rFonts w:ascii="Microsoft YaHei" w:hAnsi="Microsoft YaHei" w:eastAsia="Microsoft YaHei"/>
-          <w:sz w:val="22"/>
         </w:rPr>
         <w:t>每练一个数据文件，至少保存两张截图到 `SPSS截图`：</w:t>
       </w:r>
@@ -257,7 +227,6 @@
       <w:r>
         <w:rPr>
           <w:rFonts w:ascii="Microsoft YaHei" w:hAnsi="Microsoft YaHei" w:eastAsia="Microsoft YaHei"/>
-          <w:sz w:val="22"/>
         </w:rPr>
         <w:t>数据视图或变量视图截图。</w:t>
       </w:r>
@@ -269,7 +238,6 @@
       <w:r>
         <w:rPr>
           <w:rFonts w:ascii="Microsoft YaHei" w:hAnsi="Microsoft YaHei" w:eastAsia="Microsoft YaHei"/>
-          <w:sz w:val="22"/>
         </w:rPr>
         <w:t>输出结果表截图，尤其是含 P值 的表。</w:t>
       </w:r>
@@ -650,7 +618,7 @@
     <w:rsid w:val="00FC693F"/>
     <w:rPr>
       <w:rFonts w:ascii="Microsoft YaHei" w:hAnsi="Microsoft YaHei" w:eastAsia="Microsoft YaHei"/>
-      <w:sz w:val="22"/>
+      <w:sz w:val="21"/>
     </w:rPr>
   </w:style>
   <w:style w:type="paragraph" w:styleId="Header">

--- a/06_可直接打开的Word版/04_SPSS操作__09_SPSS数据文件索引.docx
+++ b/06_可直接打开的Word版/04_SPSS操作__09_SPSS数据文件索引.docx
@@ -6,168 +6,1245 @@
       <w:r>
         <w:rPr>
           <w:rFonts w:ascii="Microsoft YaHei" w:hAnsi="Microsoft YaHei" w:eastAsia="Microsoft YaHei"/>
+          <w:b w:val="0"/>
+          <w:sz w:val="22"/>
         </w:rPr>
         <w:t>﻿# SPSS数据文件索引</w:t>
       </w:r>
     </w:p>
-    <w:p/>
     <w:p>
       <w:r>
         <w:rPr>
           <w:rFonts w:ascii="Microsoft YaHei" w:hAnsi="Microsoft YaHei" w:eastAsia="Microsoft YaHei"/>
+          <w:b w:val="0"/>
+          <w:sz w:val="22"/>
         </w:rPr>
-        <w:t>数据位置：`D:\医学统计学期末冲刺复习包\05_课程讲义与教材\课程网站资料待放入`</w:t>
+        <w:t>课程数据位置：D:\医学统计学期末冲刺复习包\05_课程讲义与教材\课程网站资料</w:t>
       </w:r>
     </w:p>
-    <w:p/>
     <w:p>
       <w:r>
         <w:rPr>
           <w:rFonts w:ascii="Microsoft YaHei" w:hAnsi="Microsoft YaHei" w:eastAsia="Microsoft YaHei"/>
+          <w:b w:val="0"/>
+          <w:sz w:val="22"/>
         </w:rPr>
-        <w:t>当前共有 47 个 `.sav` 文件。使用原则：学到哪一章，就打开同编号的 `.sav` 文件；如果同一章有多个例题，从编号最小的开始练。</w:t>
+        <w:t>同学作业补充数据位置：D:\医学统计学期末冲刺复习包\04_SPSS操作\同学作业zzw\SAV数据</w:t>
       </w:r>
     </w:p>
+    <w:p>
+      <w:r>
+        <w:rPr>
+          <w:rFonts w:ascii="Microsoft YaHei" w:hAnsi="Microsoft YaHei" w:eastAsia="Microsoft YaHei"/>
+          <w:b w:val="0"/>
+          <w:sz w:val="22"/>
+        </w:rPr>
+        <w:t>课程资料当前共有 47 个 .sav 文件；同学作业补充共有 14 个 .sav 文件。使用原则：学到哪一章，就打开同编号的 .sav 文件；如果同一章有多个例题，从编号最小的开始练。</w:t>
+      </w:r>
+    </w:p>
+    <w:p>
+      <w:pPr>
+        <w:pStyle w:val="Heading2"/>
+      </w:pPr>
+      <w:r>
+        <w:rPr>
+          <w:rFonts w:ascii="Microsoft YaHei" w:hAnsi="Microsoft YaHei" w:eastAsia="Microsoft YaHei"/>
+          <w:b/>
+          <w:sz w:val="28"/>
+        </w:rPr>
+        <w:t>按章节使用</w:t>
+      </w:r>
+    </w:p>
+    <w:tbl>
+      <w:tblPr>
+        <w:tblStyle w:val="TableGrid"/>
+        <w:tblW w:type="auto" w:w="0"/>
+        <w:tblLook w:firstColumn="1" w:firstRow="1" w:lastColumn="0" w:lastRow="0" w:noHBand="0" w:noVBand="1" w:val="04A0"/>
+      </w:tblPr>
+      <w:tblGrid>
+        <w:gridCol w:w="2880"/>
+        <w:gridCol w:w="2880"/>
+        <w:gridCol w:w="2880"/>
+      </w:tblGrid>
+      <w:tr>
+        <w:tc>
+          <w:tcPr>
+            <w:tcW w:type="dxa" w:w="2880"/>
+          </w:tcPr>
+          <w:p>
+            <w:r>
+              <w:rPr>
+                <w:rFonts w:ascii="Microsoft YaHei" w:hAnsi="Microsoft YaHei" w:eastAsia="Microsoft YaHei"/>
+                <w:b/>
+                <w:sz w:val="20"/>
+              </w:rPr>
+              <w:t>章节编号</w:t>
+            </w:r>
+          </w:p>
+        </w:tc>
+        <w:tc>
+          <w:tcPr>
+            <w:tcW w:type="dxa" w:w="2880"/>
+          </w:tcPr>
+          <w:p>
+            <w:r>
+              <w:rPr>
+                <w:rFonts w:ascii="Microsoft YaHei" w:hAnsi="Microsoft YaHei" w:eastAsia="Microsoft YaHei"/>
+                <w:b/>
+                <w:sz w:val="20"/>
+              </w:rPr>
+              <w:t>对应主题</w:t>
+            </w:r>
+          </w:p>
+        </w:tc>
+        <w:tc>
+          <w:tcPr>
+            <w:tcW w:type="dxa" w:w="2880"/>
+          </w:tcPr>
+          <w:p>
+            <w:r>
+              <w:rPr>
+                <w:rFonts w:ascii="Microsoft YaHei" w:hAnsi="Microsoft YaHei" w:eastAsia="Microsoft YaHei"/>
+                <w:b/>
+                <w:sz w:val="20"/>
+              </w:rPr>
+              <w:t>可用数据文件</w:t>
+            </w:r>
+          </w:p>
+        </w:tc>
+      </w:tr>
+      <w:tr>
+        <w:tc>
+          <w:tcPr>
+            <w:tcW w:type="dxa" w:w="2880"/>
+          </w:tcPr>
+          <w:p>
+            <w:r>
+              <w:rPr>
+                <w:rFonts w:ascii="Microsoft YaHei" w:hAnsi="Microsoft YaHei" w:eastAsia="Microsoft YaHei"/>
+                <w:b w:val="0"/>
+                <w:sz w:val="20"/>
+              </w:rPr>
+              <w:t>02</w:t>
+            </w:r>
+          </w:p>
+        </w:tc>
+        <w:tc>
+          <w:tcPr>
+            <w:tcW w:type="dxa" w:w="2880"/>
+          </w:tcPr>
+          <w:p>
+            <w:r>
+              <w:rPr>
+                <w:rFonts w:ascii="Microsoft YaHei" w:hAnsi="Microsoft YaHei" w:eastAsia="Microsoft YaHei"/>
+                <w:b w:val="0"/>
+                <w:sz w:val="20"/>
+              </w:rPr>
+              <w:t>计量资料统计描述、几何均数</w:t>
+            </w:r>
+          </w:p>
+        </w:tc>
+        <w:tc>
+          <w:tcPr>
+            <w:tcW w:type="dxa" w:w="2880"/>
+          </w:tcPr>
+          <w:p>
+            <w:r>
+              <w:rPr>
+                <w:rFonts w:ascii="Microsoft YaHei" w:hAnsi="Microsoft YaHei" w:eastAsia="Microsoft YaHei"/>
+                <w:b w:val="0"/>
+                <w:sz w:val="20"/>
+              </w:rPr>
+              <w:t>例02-01.sav；例02-05加权法计算几何均数.sav</w:t>
+            </w:r>
+          </w:p>
+        </w:tc>
+      </w:tr>
+      <w:tr>
+        <w:tc>
+          <w:tcPr>
+            <w:tcW w:type="dxa" w:w="2880"/>
+          </w:tcPr>
+          <w:p>
+            <w:r>
+              <w:rPr>
+                <w:rFonts w:ascii="Microsoft YaHei" w:hAnsi="Microsoft YaHei" w:eastAsia="Microsoft YaHei"/>
+                <w:b w:val="0"/>
+                <w:sz w:val="20"/>
+              </w:rPr>
+              <w:t>03</w:t>
+            </w:r>
+          </w:p>
+        </w:tc>
+        <w:tc>
+          <w:tcPr>
+            <w:tcW w:type="dxa" w:w="2880"/>
+          </w:tcPr>
+          <w:p>
+            <w:r>
+              <w:rPr>
+                <w:rFonts w:ascii="Microsoft YaHei" w:hAnsi="Microsoft YaHei" w:eastAsia="Microsoft YaHei"/>
+                <w:b w:val="0"/>
+                <w:sz w:val="20"/>
+              </w:rPr>
+              <w:t>总体均数估计、t检验相关例题</w:t>
+            </w:r>
+          </w:p>
+        </w:tc>
+        <w:tc>
+          <w:tcPr>
+            <w:tcW w:type="dxa" w:w="2880"/>
+          </w:tcPr>
+          <w:p>
+            <w:r>
+              <w:rPr>
+                <w:rFonts w:ascii="Microsoft YaHei" w:hAnsi="Microsoft YaHei" w:eastAsia="Microsoft YaHei"/>
+                <w:b w:val="0"/>
+                <w:sz w:val="20"/>
+              </w:rPr>
+              <w:t>例03-05.sav；例03-06.sav；例03-07.sav</w:t>
+            </w:r>
+          </w:p>
+        </w:tc>
+      </w:tr>
+      <w:tr>
+        <w:tc>
+          <w:tcPr>
+            <w:tcW w:type="dxa" w:w="2880"/>
+          </w:tcPr>
+          <w:p>
+            <w:r>
+              <w:rPr>
+                <w:rFonts w:ascii="Microsoft YaHei" w:hAnsi="Microsoft YaHei" w:eastAsia="Microsoft YaHei"/>
+                <w:b w:val="0"/>
+                <w:sz w:val="20"/>
+              </w:rPr>
+              <w:t>04</w:t>
+            </w:r>
+          </w:p>
+        </w:tc>
+        <w:tc>
+          <w:tcPr>
+            <w:tcW w:type="dxa" w:w="2880"/>
+          </w:tcPr>
+          <w:p>
+            <w:r>
+              <w:rPr>
+                <w:rFonts w:ascii="Microsoft YaHei" w:hAnsi="Microsoft YaHei" w:eastAsia="Microsoft YaHei"/>
+                <w:b w:val="0"/>
+                <w:sz w:val="20"/>
+              </w:rPr>
+              <w:t>方差分析</w:t>
+            </w:r>
+          </w:p>
+        </w:tc>
+        <w:tc>
+          <w:tcPr>
+            <w:tcW w:type="dxa" w:w="2880"/>
+          </w:tcPr>
+          <w:p>
+            <w:r>
+              <w:rPr>
+                <w:rFonts w:ascii="Microsoft YaHei" w:hAnsi="Microsoft YaHei" w:eastAsia="Microsoft YaHei"/>
+                <w:b w:val="0"/>
+                <w:sz w:val="20"/>
+              </w:rPr>
+              <w:t>例04-02.sav；例04-04.sav；例04-05.sav；例04-06.sav</w:t>
+            </w:r>
+          </w:p>
+        </w:tc>
+      </w:tr>
+      <w:tr>
+        <w:tc>
+          <w:tcPr>
+            <w:tcW w:type="dxa" w:w="2880"/>
+          </w:tcPr>
+          <w:p>
+            <w:r>
+              <w:rPr>
+                <w:rFonts w:ascii="Microsoft YaHei" w:hAnsi="Microsoft YaHei" w:eastAsia="Microsoft YaHei"/>
+                <w:b w:val="0"/>
+                <w:sz w:val="20"/>
+              </w:rPr>
+              <w:t>07</w:t>
+            </w:r>
+          </w:p>
+        </w:tc>
+        <w:tc>
+          <w:tcPr>
+            <w:tcW w:type="dxa" w:w="2880"/>
+          </w:tcPr>
+          <w:p>
+            <w:r>
+              <w:rPr>
+                <w:rFonts w:ascii="Microsoft YaHei" w:hAnsi="Microsoft YaHei" w:eastAsia="Microsoft YaHei"/>
+                <w:b w:val="0"/>
+                <w:sz w:val="20"/>
+              </w:rPr>
+              <w:t>χ²检验</w:t>
+            </w:r>
+          </w:p>
+        </w:tc>
+        <w:tc>
+          <w:tcPr>
+            <w:tcW w:type="dxa" w:w="2880"/>
+          </w:tcPr>
+          <w:p>
+            <w:r>
+              <w:rPr>
+                <w:rFonts w:ascii="Microsoft YaHei" w:hAnsi="Microsoft YaHei" w:eastAsia="Microsoft YaHei"/>
+                <w:b w:val="0"/>
+                <w:sz w:val="20"/>
+              </w:rPr>
+              <w:t>例07-01.sav 到 例07-08.sav</w:t>
+            </w:r>
+          </w:p>
+        </w:tc>
+      </w:tr>
+      <w:tr>
+        <w:tc>
+          <w:tcPr>
+            <w:tcW w:type="dxa" w:w="2880"/>
+          </w:tcPr>
+          <w:p>
+            <w:r>
+              <w:rPr>
+                <w:rFonts w:ascii="Microsoft YaHei" w:hAnsi="Microsoft YaHei" w:eastAsia="Microsoft YaHei"/>
+                <w:b w:val="0"/>
+                <w:sz w:val="20"/>
+              </w:rPr>
+              <w:t>08</w:t>
+            </w:r>
+          </w:p>
+        </w:tc>
+        <w:tc>
+          <w:tcPr>
+            <w:tcW w:type="dxa" w:w="2880"/>
+          </w:tcPr>
+          <w:p>
+            <w:r>
+              <w:rPr>
+                <w:rFonts w:ascii="Microsoft YaHei" w:hAnsi="Microsoft YaHei" w:eastAsia="Microsoft YaHei"/>
+                <w:b w:val="0"/>
+                <w:sz w:val="20"/>
+              </w:rPr>
+              <w:t>非参数检验</w:t>
+            </w:r>
+          </w:p>
+        </w:tc>
+        <w:tc>
+          <w:tcPr>
+            <w:tcW w:type="dxa" w:w="2880"/>
+          </w:tcPr>
+          <w:p>
+            <w:r>
+              <w:rPr>
+                <w:rFonts w:ascii="Microsoft YaHei" w:hAnsi="Microsoft YaHei" w:eastAsia="Microsoft YaHei"/>
+                <w:b w:val="0"/>
+                <w:sz w:val="20"/>
+              </w:rPr>
+              <w:t>例08-01.sav；例08-03.sav；例08-04.sav；例08-05.sav；例08-07.sav；例08-09.sav</w:t>
+            </w:r>
+          </w:p>
+        </w:tc>
+      </w:tr>
+      <w:tr>
+        <w:tc>
+          <w:tcPr>
+            <w:tcW w:type="dxa" w:w="2880"/>
+          </w:tcPr>
+          <w:p>
+            <w:r>
+              <w:rPr>
+                <w:rFonts w:ascii="Microsoft YaHei" w:hAnsi="Microsoft YaHei" w:eastAsia="Microsoft YaHei"/>
+                <w:b w:val="0"/>
+                <w:sz w:val="20"/>
+              </w:rPr>
+              <w:t>09</w:t>
+            </w:r>
+          </w:p>
+        </w:tc>
+        <w:tc>
+          <w:tcPr>
+            <w:tcW w:type="dxa" w:w="2880"/>
+          </w:tcPr>
+          <w:p>
+            <w:r>
+              <w:rPr>
+                <w:rFonts w:ascii="Microsoft YaHei" w:hAnsi="Microsoft YaHei" w:eastAsia="Microsoft YaHei"/>
+                <w:b w:val="0"/>
+                <w:sz w:val="20"/>
+              </w:rPr>
+              <w:t>相关与简单线性回归</w:t>
+            </w:r>
+          </w:p>
+        </w:tc>
+        <w:tc>
+          <w:tcPr>
+            <w:tcW w:type="dxa" w:w="2880"/>
+          </w:tcPr>
+          <w:p>
+            <w:r>
+              <w:rPr>
+                <w:rFonts w:ascii="Microsoft YaHei" w:hAnsi="Microsoft YaHei" w:eastAsia="Microsoft YaHei"/>
+                <w:b w:val="0"/>
+                <w:sz w:val="20"/>
+              </w:rPr>
+              <w:t>例09-01.sav；例09-05.sav；例09-08.sav</w:t>
+            </w:r>
+          </w:p>
+        </w:tc>
+      </w:tr>
+      <w:tr>
+        <w:tc>
+          <w:tcPr>
+            <w:tcW w:type="dxa" w:w="2880"/>
+          </w:tcPr>
+          <w:p>
+            <w:r>
+              <w:rPr>
+                <w:rFonts w:ascii="Microsoft YaHei" w:hAnsi="Microsoft YaHei" w:eastAsia="Microsoft YaHei"/>
+                <w:b w:val="0"/>
+                <w:sz w:val="20"/>
+              </w:rPr>
+              <w:t>10</w:t>
+            </w:r>
+          </w:p>
+        </w:tc>
+        <w:tc>
+          <w:tcPr>
+            <w:tcW w:type="dxa" w:w="2880"/>
+          </w:tcPr>
+          <w:p>
+            <w:r>
+              <w:rPr>
+                <w:rFonts w:ascii="Microsoft YaHei" w:hAnsi="Microsoft YaHei" w:eastAsia="Microsoft YaHei"/>
+                <w:b w:val="0"/>
+                <w:sz w:val="20"/>
+              </w:rPr>
+              <w:t>统计表与统计图</w:t>
+            </w:r>
+          </w:p>
+        </w:tc>
+        <w:tc>
+          <w:tcPr>
+            <w:tcW w:type="dxa" w:w="2880"/>
+          </w:tcPr>
+          <w:p>
+            <w:r>
+              <w:rPr>
+                <w:rFonts w:ascii="Microsoft YaHei" w:hAnsi="Microsoft YaHei" w:eastAsia="Microsoft YaHei"/>
+                <w:b w:val="0"/>
+                <w:sz w:val="20"/>
+              </w:rPr>
+              <w:t>例10-04.sav；例10-05.sav；例10-06.sav；例10-07.sav；例10-08.sav；例10-09.sav；例10-10.sav；例10-13.sav；例10-14.sav</w:t>
+            </w:r>
+          </w:p>
+        </w:tc>
+      </w:tr>
+      <w:tr>
+        <w:tc>
+          <w:tcPr>
+            <w:tcW w:type="dxa" w:w="2880"/>
+          </w:tcPr>
+          <w:p>
+            <w:r>
+              <w:rPr>
+                <w:rFonts w:ascii="Microsoft YaHei" w:hAnsi="Microsoft YaHei" w:eastAsia="Microsoft YaHei"/>
+                <w:b w:val="0"/>
+                <w:sz w:val="20"/>
+              </w:rPr>
+              <w:t>11</w:t>
+            </w:r>
+          </w:p>
+        </w:tc>
+        <w:tc>
+          <w:tcPr>
+            <w:tcW w:type="dxa" w:w="2880"/>
+          </w:tcPr>
+          <w:p>
+            <w:r>
+              <w:rPr>
+                <w:rFonts w:ascii="Microsoft YaHei" w:hAnsi="Microsoft YaHei" w:eastAsia="Microsoft YaHei"/>
+                <w:b w:val="0"/>
+                <w:sz w:val="20"/>
+              </w:rPr>
+              <w:t>多因素实验资料方差分析</w:t>
+            </w:r>
+          </w:p>
+        </w:tc>
+        <w:tc>
+          <w:tcPr>
+            <w:tcW w:type="dxa" w:w="2880"/>
+          </w:tcPr>
+          <w:p>
+            <w:r>
+              <w:rPr>
+                <w:rFonts w:ascii="Microsoft YaHei" w:hAnsi="Microsoft YaHei" w:eastAsia="Microsoft YaHei"/>
+                <w:b w:val="0"/>
+                <w:sz w:val="20"/>
+              </w:rPr>
+              <w:t>例11-02.sav；例11-04.sav</w:t>
+            </w:r>
+          </w:p>
+        </w:tc>
+      </w:tr>
+      <w:tr>
+        <w:tc>
+          <w:tcPr>
+            <w:tcW w:type="dxa" w:w="2880"/>
+          </w:tcPr>
+          <w:p>
+            <w:r>
+              <w:rPr>
+                <w:rFonts w:ascii="Microsoft YaHei" w:hAnsi="Microsoft YaHei" w:eastAsia="Microsoft YaHei"/>
+                <w:b w:val="0"/>
+                <w:sz w:val="20"/>
+              </w:rPr>
+              <w:t>12</w:t>
+            </w:r>
+          </w:p>
+        </w:tc>
+        <w:tc>
+          <w:tcPr>
+            <w:tcW w:type="dxa" w:w="2880"/>
+          </w:tcPr>
+          <w:p>
+            <w:r>
+              <w:rPr>
+                <w:rFonts w:ascii="Microsoft YaHei" w:hAnsi="Microsoft YaHei" w:eastAsia="Microsoft YaHei"/>
+                <w:b w:val="0"/>
+                <w:sz w:val="20"/>
+              </w:rPr>
+              <w:t>重复测量设计资料方差分析</w:t>
+            </w:r>
+          </w:p>
+        </w:tc>
+        <w:tc>
+          <w:tcPr>
+            <w:tcW w:type="dxa" w:w="2880"/>
+          </w:tcPr>
+          <w:p>
+            <w:r>
+              <w:rPr>
+                <w:rFonts w:ascii="Microsoft YaHei" w:hAnsi="Microsoft YaHei" w:eastAsia="Microsoft YaHei"/>
+                <w:b w:val="0"/>
+                <w:sz w:val="20"/>
+              </w:rPr>
+              <w:t>例12-03.sav</w:t>
+            </w:r>
+          </w:p>
+        </w:tc>
+      </w:tr>
+      <w:tr>
+        <w:tc>
+          <w:tcPr>
+            <w:tcW w:type="dxa" w:w="2880"/>
+          </w:tcPr>
+          <w:p>
+            <w:r>
+              <w:rPr>
+                <w:rFonts w:ascii="Microsoft YaHei" w:hAnsi="Microsoft YaHei" w:eastAsia="Microsoft YaHei"/>
+                <w:b w:val="0"/>
+                <w:sz w:val="20"/>
+              </w:rPr>
+              <w:t>13</w:t>
+            </w:r>
+          </w:p>
+        </w:tc>
+        <w:tc>
+          <w:tcPr>
+            <w:tcW w:type="dxa" w:w="2880"/>
+          </w:tcPr>
+          <w:p>
+            <w:r>
+              <w:rPr>
+                <w:rFonts w:ascii="Microsoft YaHei" w:hAnsi="Microsoft YaHei" w:eastAsia="Microsoft YaHei"/>
+                <w:b w:val="0"/>
+                <w:sz w:val="20"/>
+              </w:rPr>
+              <w:t>协方差分析</w:t>
+            </w:r>
+          </w:p>
+        </w:tc>
+        <w:tc>
+          <w:tcPr>
+            <w:tcW w:type="dxa" w:w="2880"/>
+          </w:tcPr>
+          <w:p>
+            <w:r>
+              <w:rPr>
+                <w:rFonts w:ascii="Microsoft YaHei" w:hAnsi="Microsoft YaHei" w:eastAsia="Microsoft YaHei"/>
+                <w:b w:val="0"/>
+                <w:sz w:val="20"/>
+              </w:rPr>
+              <w:t>例13-01.sav</w:t>
+            </w:r>
+          </w:p>
+        </w:tc>
+      </w:tr>
+      <w:tr>
+        <w:tc>
+          <w:tcPr>
+            <w:tcW w:type="dxa" w:w="2880"/>
+          </w:tcPr>
+          <w:p>
+            <w:r>
+              <w:rPr>
+                <w:rFonts w:ascii="Microsoft YaHei" w:hAnsi="Microsoft YaHei" w:eastAsia="Microsoft YaHei"/>
+                <w:b w:val="0"/>
+                <w:sz w:val="20"/>
+              </w:rPr>
+              <w:t>15</w:t>
+            </w:r>
+          </w:p>
+        </w:tc>
+        <w:tc>
+          <w:tcPr>
+            <w:tcW w:type="dxa" w:w="2880"/>
+          </w:tcPr>
+          <w:p>
+            <w:r>
+              <w:rPr>
+                <w:rFonts w:ascii="Microsoft YaHei" w:hAnsi="Microsoft YaHei" w:eastAsia="Microsoft YaHei"/>
+                <w:b w:val="0"/>
+                <w:sz w:val="20"/>
+              </w:rPr>
+              <w:t>多元线性回归</w:t>
+            </w:r>
+          </w:p>
+        </w:tc>
+        <w:tc>
+          <w:tcPr>
+            <w:tcW w:type="dxa" w:w="2880"/>
+          </w:tcPr>
+          <w:p>
+            <w:r>
+              <w:rPr>
+                <w:rFonts w:ascii="Microsoft YaHei" w:hAnsi="Microsoft YaHei" w:eastAsia="Microsoft YaHei"/>
+                <w:b w:val="0"/>
+                <w:sz w:val="20"/>
+              </w:rPr>
+              <w:t>例15-01.sav</w:t>
+            </w:r>
+          </w:p>
+        </w:tc>
+      </w:tr>
+      <w:tr>
+        <w:tc>
+          <w:tcPr>
+            <w:tcW w:type="dxa" w:w="2880"/>
+          </w:tcPr>
+          <w:p>
+            <w:r>
+              <w:rPr>
+                <w:rFonts w:ascii="Microsoft YaHei" w:hAnsi="Microsoft YaHei" w:eastAsia="Microsoft YaHei"/>
+                <w:b w:val="0"/>
+                <w:sz w:val="20"/>
+              </w:rPr>
+              <w:t>16</w:t>
+            </w:r>
+          </w:p>
+        </w:tc>
+        <w:tc>
+          <w:tcPr>
+            <w:tcW w:type="dxa" w:w="2880"/>
+          </w:tcPr>
+          <w:p>
+            <w:r>
+              <w:rPr>
+                <w:rFonts w:ascii="Microsoft YaHei" w:hAnsi="Microsoft YaHei" w:eastAsia="Microsoft YaHei"/>
+                <w:b w:val="0"/>
+                <w:sz w:val="20"/>
+              </w:rPr>
+              <w:t>Logistic回归</w:t>
+            </w:r>
+          </w:p>
+        </w:tc>
+        <w:tc>
+          <w:tcPr>
+            <w:tcW w:type="dxa" w:w="2880"/>
+          </w:tcPr>
+          <w:p>
+            <w:r>
+              <w:rPr>
+                <w:rFonts w:ascii="Microsoft YaHei" w:hAnsi="Microsoft YaHei" w:eastAsia="Microsoft YaHei"/>
+                <w:b w:val="0"/>
+                <w:sz w:val="20"/>
+              </w:rPr>
+              <w:t>例16-01.sav；例16-02.sav</w:t>
+            </w:r>
+          </w:p>
+        </w:tc>
+      </w:tr>
+      <w:tr>
+        <w:tc>
+          <w:tcPr>
+            <w:tcW w:type="dxa" w:w="2880"/>
+          </w:tcPr>
+          <w:p>
+            <w:r>
+              <w:rPr>
+                <w:rFonts w:ascii="Microsoft YaHei" w:hAnsi="Microsoft YaHei" w:eastAsia="Microsoft YaHei"/>
+                <w:b w:val="0"/>
+                <w:sz w:val="20"/>
+              </w:rPr>
+              <w:t>19</w:t>
+            </w:r>
+          </w:p>
+        </w:tc>
+        <w:tc>
+          <w:tcPr>
+            <w:tcW w:type="dxa" w:w="2880"/>
+          </w:tcPr>
+          <w:p>
+            <w:r>
+              <w:rPr>
+                <w:rFonts w:ascii="Microsoft YaHei" w:hAnsi="Microsoft YaHei" w:eastAsia="Microsoft YaHei"/>
+                <w:b w:val="0"/>
+                <w:sz w:val="20"/>
+              </w:rPr>
+              <w:t>其他高级方法/补充练习</w:t>
+            </w:r>
+          </w:p>
+        </w:tc>
+        <w:tc>
+          <w:tcPr>
+            <w:tcW w:type="dxa" w:w="2880"/>
+          </w:tcPr>
+          <w:p>
+            <w:r>
+              <w:rPr>
+                <w:rFonts w:ascii="Microsoft YaHei" w:hAnsi="Microsoft YaHei" w:eastAsia="Microsoft YaHei"/>
+                <w:b w:val="0"/>
+                <w:sz w:val="20"/>
+              </w:rPr>
+              <w:t>例19-02.sav；例19-05.sav</w:t>
+            </w:r>
+          </w:p>
+        </w:tc>
+      </w:tr>
+      <w:tr>
+        <w:tc>
+          <w:tcPr>
+            <w:tcW w:type="dxa" w:w="2880"/>
+          </w:tcPr>
+          <w:p>
+            <w:r>
+              <w:rPr>
+                <w:rFonts w:ascii="Microsoft YaHei" w:hAnsi="Microsoft YaHei" w:eastAsia="Microsoft YaHei"/>
+                <w:b w:val="0"/>
+                <w:sz w:val="20"/>
+              </w:rPr>
+              <w:t>在线练习</w:t>
+            </w:r>
+          </w:p>
+        </w:tc>
+        <w:tc>
+          <w:tcPr>
+            <w:tcW w:type="dxa" w:w="2880"/>
+          </w:tcPr>
+          <w:p>
+            <w:r>
+              <w:rPr>
+                <w:rFonts w:ascii="Microsoft YaHei" w:hAnsi="Microsoft YaHei" w:eastAsia="Microsoft YaHei"/>
+                <w:b w:val="0"/>
+                <w:sz w:val="20"/>
+              </w:rPr>
+              <w:t>综合练习</w:t>
+            </w:r>
+          </w:p>
+        </w:tc>
+        <w:tc>
+          <w:tcPr>
+            <w:tcW w:type="dxa" w:w="2880"/>
+          </w:tcPr>
+          <w:p>
+            <w:r>
+              <w:rPr>
+                <w:rFonts w:ascii="Microsoft YaHei" w:hAnsi="Microsoft YaHei" w:eastAsia="Microsoft YaHei"/>
+                <w:b w:val="0"/>
+                <w:sz w:val="20"/>
+              </w:rPr>
+              <w:t>在线练习数据文件1.sav；在线练习数据文件2.sav；在线练习数据文件3.sav</w:t>
+            </w:r>
+          </w:p>
+        </w:tc>
+      </w:tr>
+    </w:tbl>
     <w:p/>
     <w:p>
       <w:pPr>
         <w:pStyle w:val="Heading2"/>
       </w:pPr>
       <w:r>
-        <w:t>按章节使用</w:t>
-      </w:r>
-    </w:p>
-    <w:p/>
-    <w:p>
-      <w:r>
         <w:rPr>
           <w:rFonts w:ascii="Microsoft YaHei" w:hAnsi="Microsoft YaHei" w:eastAsia="Microsoft YaHei"/>
+          <w:b/>
+          <w:sz w:val="28"/>
         </w:rPr>
-        <w:t>章节编号 | 对应主题 | 可用数据文件</w:t>
+        <w:t>同学作业补充数据</w:t>
       </w:r>
     </w:p>
     <w:p>
       <w:r>
         <w:rPr>
           <w:rFonts w:ascii="Microsoft YaHei" w:hAnsi="Microsoft YaHei" w:eastAsia="Microsoft YaHei"/>
+          <w:b w:val="0"/>
+          <w:sz w:val="22"/>
         </w:rPr>
-        <w:t>02 | 计量资料统计描述、几何均数 | `例02-01.sav`；`例02-05加权法计算几何均数.sav`</w:t>
+        <w:t>这批数据来自 04_SPSS操作/同学作业zzw。编号按文件名推断，具体题意以 Word 作业题干为准。</w:t>
       </w:r>
     </w:p>
-    <w:p>
-      <w:r>
-        <w:rPr>
-          <w:rFonts w:ascii="Microsoft YaHei" w:hAnsi="Microsoft YaHei" w:eastAsia="Microsoft YaHei"/>
-        </w:rPr>
-        <w:t>03 | 总体均数估计、t检验相关例题 | `例03-05.sav`；`例03-06.sav`；`例03-07.sav`</w:t>
-      </w:r>
-    </w:p>
-    <w:p>
-      <w:r>
-        <w:rPr>
-          <w:rFonts w:ascii="Microsoft YaHei" w:hAnsi="Microsoft YaHei" w:eastAsia="Microsoft YaHei"/>
-        </w:rPr>
-        <w:t>04 | 方差分析 | `例04-02.sav`；`例04-04.sav`；`例04-05.sav`；`例04-06.sav`</w:t>
-      </w:r>
-    </w:p>
-    <w:p>
-      <w:r>
-        <w:rPr>
-          <w:rFonts w:ascii="Microsoft YaHei" w:hAnsi="Microsoft YaHei" w:eastAsia="Microsoft YaHei"/>
-        </w:rPr>
-        <w:t>07 | χ²检验 | `例07-01.sav` 到 `例07-08.sav`</w:t>
-      </w:r>
-    </w:p>
-    <w:p>
-      <w:r>
-        <w:rPr>
-          <w:rFonts w:ascii="Microsoft YaHei" w:hAnsi="Microsoft YaHei" w:eastAsia="Microsoft YaHei"/>
-        </w:rPr>
-        <w:t>08 | 非参数检验 | `例08-01.sav`；`例08-03.sav`；`例08-04.sav`；`例08-05.sav`；`例08-07.sav`；`例08-09.sav`</w:t>
-      </w:r>
-    </w:p>
-    <w:p>
-      <w:r>
-        <w:rPr>
-          <w:rFonts w:ascii="Microsoft YaHei" w:hAnsi="Microsoft YaHei" w:eastAsia="Microsoft YaHei"/>
-        </w:rPr>
-        <w:t>09 | 相关与简单线性回归 | `例09-01.sav`；`例09-05.sav`；`例09-08.sav`</w:t>
-      </w:r>
-    </w:p>
-    <w:p>
-      <w:r>
-        <w:rPr>
-          <w:rFonts w:ascii="Microsoft YaHei" w:hAnsi="Microsoft YaHei" w:eastAsia="Microsoft YaHei"/>
-        </w:rPr>
-        <w:t>10 | 统计表与统计图 | `例10-04.sav`；`例10-05.sav`；`例10-06.sav`；`例10-07.sav`；`例10-08.sav`；`例10-09.sav`；`例10-10.sav`；`例10-13.sav`；`例10-14.sav`</w:t>
-      </w:r>
-    </w:p>
-    <w:p>
-      <w:r>
-        <w:rPr>
-          <w:rFonts w:ascii="Microsoft YaHei" w:hAnsi="Microsoft YaHei" w:eastAsia="Microsoft YaHei"/>
-        </w:rPr>
-        <w:t>11 | 多因素实验资料方差分析 | `例11-02.sav`；`例11-04.sav`</w:t>
-      </w:r>
-    </w:p>
-    <w:p>
-      <w:r>
-        <w:rPr>
-          <w:rFonts w:ascii="Microsoft YaHei" w:hAnsi="Microsoft YaHei" w:eastAsia="Microsoft YaHei"/>
-        </w:rPr>
-        <w:t>12 | 重复测量设计资料方差分析 | `例12-03.sav`</w:t>
-      </w:r>
-    </w:p>
-    <w:p>
-      <w:r>
-        <w:rPr>
-          <w:rFonts w:ascii="Microsoft YaHei" w:hAnsi="Microsoft YaHei" w:eastAsia="Microsoft YaHei"/>
-        </w:rPr>
-        <w:t>13 | 协方差分析 | `例13-01.sav`</w:t>
-      </w:r>
-    </w:p>
-    <w:p>
-      <w:r>
-        <w:rPr>
-          <w:rFonts w:ascii="Microsoft YaHei" w:hAnsi="Microsoft YaHei" w:eastAsia="Microsoft YaHei"/>
-        </w:rPr>
-        <w:t>15 | 多元线性回归 | `例15-01.sav`</w:t>
-      </w:r>
-    </w:p>
-    <w:p>
-      <w:r>
-        <w:rPr>
-          <w:rFonts w:ascii="Microsoft YaHei" w:hAnsi="Microsoft YaHei" w:eastAsia="Microsoft YaHei"/>
-        </w:rPr>
-        <w:t>16 | Logistic回归 | `例16-01.sav`；`例16-02.sav`</w:t>
-      </w:r>
-    </w:p>
-    <w:p>
-      <w:r>
-        <w:rPr>
-          <w:rFonts w:ascii="Microsoft YaHei" w:hAnsi="Microsoft YaHei" w:eastAsia="Microsoft YaHei"/>
-        </w:rPr>
-        <w:t>19 | 其他高级方法/补充练习 | `例19-02.sav`；`例19-05.sav`</w:t>
-      </w:r>
-    </w:p>
-    <w:p>
-      <w:r>
-        <w:rPr>
-          <w:rFonts w:ascii="Microsoft YaHei" w:hAnsi="Microsoft YaHei" w:eastAsia="Microsoft YaHei"/>
-        </w:rPr>
-        <w:t>在线练习 | 综合练习 | `在线练习数据文件1.sav`；`在线练习数据文件2.sav`；`在线练习数据文件3.sav`</w:t>
-      </w:r>
-    </w:p>
+    <w:tbl>
+      <w:tblPr>
+        <w:tblStyle w:val="TableGrid"/>
+        <w:tblW w:type="auto" w:w="0"/>
+        <w:tblLook w:firstColumn="1" w:firstRow="1" w:lastColumn="0" w:lastRow="0" w:noHBand="0" w:noVBand="1" w:val="04A0"/>
+      </w:tblPr>
+      <w:tblGrid>
+        <w:gridCol w:w="2880"/>
+        <w:gridCol w:w="2880"/>
+        <w:gridCol w:w="2880"/>
+      </w:tblGrid>
+      <w:tr>
+        <w:tc>
+          <w:tcPr>
+            <w:tcW w:type="dxa" w:w="2880"/>
+          </w:tcPr>
+          <w:p>
+            <w:r>
+              <w:rPr>
+                <w:rFonts w:ascii="Microsoft YaHei" w:hAnsi="Microsoft YaHei" w:eastAsia="Microsoft YaHei"/>
+                <w:b/>
+                <w:sz w:val="20"/>
+              </w:rPr>
+              <w:t>章节编号</w:t>
+            </w:r>
+          </w:p>
+        </w:tc>
+        <w:tc>
+          <w:tcPr>
+            <w:tcW w:type="dxa" w:w="2880"/>
+          </w:tcPr>
+          <w:p>
+            <w:r>
+              <w:rPr>
+                <w:rFonts w:ascii="Microsoft YaHei" w:hAnsi="Microsoft YaHei" w:eastAsia="Microsoft YaHei"/>
+                <w:b/>
+                <w:sz w:val="20"/>
+              </w:rPr>
+              <w:t>对应主题</w:t>
+            </w:r>
+          </w:p>
+        </w:tc>
+        <w:tc>
+          <w:tcPr>
+            <w:tcW w:type="dxa" w:w="2880"/>
+          </w:tcPr>
+          <w:p>
+            <w:r>
+              <w:rPr>
+                <w:rFonts w:ascii="Microsoft YaHei" w:hAnsi="Microsoft YaHei" w:eastAsia="Microsoft YaHei"/>
+                <w:b/>
+                <w:sz w:val="20"/>
+              </w:rPr>
+              <w:t>可用数据文件</w:t>
+            </w:r>
+          </w:p>
+        </w:tc>
+      </w:tr>
+      <w:tr>
+        <w:tc>
+          <w:tcPr>
+            <w:tcW w:type="dxa" w:w="2880"/>
+          </w:tcPr>
+          <w:p>
+            <w:r>
+              <w:rPr>
+                <w:rFonts w:ascii="Microsoft YaHei" w:hAnsi="Microsoft YaHei" w:eastAsia="Microsoft YaHei"/>
+                <w:b w:val="0"/>
+                <w:sz w:val="20"/>
+              </w:rPr>
+              <w:t>03</w:t>
+            </w:r>
+          </w:p>
+        </w:tc>
+        <w:tc>
+          <w:tcPr>
+            <w:tcW w:type="dxa" w:w="2880"/>
+          </w:tcPr>
+          <w:p>
+            <w:r>
+              <w:rPr>
+                <w:rFonts w:ascii="Microsoft YaHei" w:hAnsi="Microsoft YaHei" w:eastAsia="Microsoft YaHei"/>
+                <w:b w:val="0"/>
+                <w:sz w:val="20"/>
+              </w:rPr>
+              <w:t>t 检验、配对资料差值</w:t>
+            </w:r>
+          </w:p>
+        </w:tc>
+        <w:tc>
+          <w:tcPr>
+            <w:tcW w:type="dxa" w:w="2880"/>
+          </w:tcPr>
+          <w:p>
+            <w:r>
+              <w:rPr>
+                <w:rFonts w:ascii="Microsoft YaHei" w:hAnsi="Microsoft YaHei" w:eastAsia="Microsoft YaHei"/>
+                <w:b w:val="0"/>
+                <w:sz w:val="20"/>
+              </w:rPr>
+              <w:t>3-4zzw22025451.sav；3-4差值zzw.sav</w:t>
+            </w:r>
+          </w:p>
+        </w:tc>
+      </w:tr>
+      <w:tr>
+        <w:tc>
+          <w:tcPr>
+            <w:tcW w:type="dxa" w:w="2880"/>
+          </w:tcPr>
+          <w:p>
+            <w:r>
+              <w:rPr>
+                <w:rFonts w:ascii="Microsoft YaHei" w:hAnsi="Microsoft YaHei" w:eastAsia="Microsoft YaHei"/>
+                <w:b w:val="0"/>
+                <w:sz w:val="20"/>
+              </w:rPr>
+              <w:t>04</w:t>
+            </w:r>
+          </w:p>
+        </w:tc>
+        <w:tc>
+          <w:tcPr>
+            <w:tcW w:type="dxa" w:w="2880"/>
+          </w:tcPr>
+          <w:p>
+            <w:r>
+              <w:rPr>
+                <w:rFonts w:ascii="Microsoft YaHei" w:hAnsi="Microsoft YaHei" w:eastAsia="Microsoft YaHei"/>
+                <w:b w:val="0"/>
+                <w:sz w:val="20"/>
+              </w:rPr>
+              <w:t>方差分析</w:t>
+            </w:r>
+          </w:p>
+        </w:tc>
+        <w:tc>
+          <w:tcPr>
+            <w:tcW w:type="dxa" w:w="2880"/>
+          </w:tcPr>
+          <w:p>
+            <w:r>
+              <w:rPr>
+                <w:rFonts w:ascii="Microsoft YaHei" w:hAnsi="Microsoft YaHei" w:eastAsia="Microsoft YaHei"/>
+                <w:b w:val="0"/>
+                <w:sz w:val="20"/>
+              </w:rPr>
+              <w:t>4-2zzw22025451.sav；4-3zzw22025451.sav</w:t>
+            </w:r>
+          </w:p>
+        </w:tc>
+      </w:tr>
+      <w:tr>
+        <w:tc>
+          <w:tcPr>
+            <w:tcW w:type="dxa" w:w="2880"/>
+          </w:tcPr>
+          <w:p>
+            <w:r>
+              <w:rPr>
+                <w:rFonts w:ascii="Microsoft YaHei" w:hAnsi="Microsoft YaHei" w:eastAsia="Microsoft YaHei"/>
+                <w:b w:val="0"/>
+                <w:sz w:val="20"/>
+              </w:rPr>
+              <w:t>07</w:t>
+            </w:r>
+          </w:p>
+        </w:tc>
+        <w:tc>
+          <w:tcPr>
+            <w:tcW w:type="dxa" w:w="2880"/>
+          </w:tcPr>
+          <w:p>
+            <w:r>
+              <w:rPr>
+                <w:rFonts w:ascii="Microsoft YaHei" w:hAnsi="Microsoft YaHei" w:eastAsia="Microsoft YaHei"/>
+                <w:b w:val="0"/>
+                <w:sz w:val="20"/>
+              </w:rPr>
+              <w:t>χ²检验</w:t>
+            </w:r>
+          </w:p>
+        </w:tc>
+        <w:tc>
+          <w:tcPr>
+            <w:tcW w:type="dxa" w:w="2880"/>
+          </w:tcPr>
+          <w:p>
+            <w:r>
+              <w:rPr>
+                <w:rFonts w:ascii="Microsoft YaHei" w:hAnsi="Microsoft YaHei" w:eastAsia="Microsoft YaHei"/>
+                <w:b w:val="0"/>
+                <w:sz w:val="20"/>
+              </w:rPr>
+              <w:t>7-1zzw22025451.sav；7-2zzw22025451.sav；7-4zzw22025451.sav</w:t>
+            </w:r>
+          </w:p>
+        </w:tc>
+      </w:tr>
+      <w:tr>
+        <w:tc>
+          <w:tcPr>
+            <w:tcW w:type="dxa" w:w="2880"/>
+          </w:tcPr>
+          <w:p>
+            <w:r>
+              <w:rPr>
+                <w:rFonts w:ascii="Microsoft YaHei" w:hAnsi="Microsoft YaHei" w:eastAsia="Microsoft YaHei"/>
+                <w:b w:val="0"/>
+                <w:sz w:val="20"/>
+              </w:rPr>
+              <w:t>08</w:t>
+            </w:r>
+          </w:p>
+        </w:tc>
+        <w:tc>
+          <w:tcPr>
+            <w:tcW w:type="dxa" w:w="2880"/>
+          </w:tcPr>
+          <w:p>
+            <w:r>
+              <w:rPr>
+                <w:rFonts w:ascii="Microsoft YaHei" w:hAnsi="Microsoft YaHei" w:eastAsia="Microsoft YaHei"/>
+                <w:b w:val="0"/>
+                <w:sz w:val="20"/>
+              </w:rPr>
+              <w:t>非参数检验</w:t>
+            </w:r>
+          </w:p>
+        </w:tc>
+        <w:tc>
+          <w:tcPr>
+            <w:tcW w:type="dxa" w:w="2880"/>
+          </w:tcPr>
+          <w:p>
+            <w:r>
+              <w:rPr>
+                <w:rFonts w:ascii="Microsoft YaHei" w:hAnsi="Microsoft YaHei" w:eastAsia="Microsoft YaHei"/>
+                <w:b w:val="0"/>
+                <w:sz w:val="20"/>
+              </w:rPr>
+              <w:t>8-1zzw22025451.sav；8-2zzw22025451.sav；8-4zzw22025451.sav</w:t>
+            </w:r>
+          </w:p>
+        </w:tc>
+      </w:tr>
+      <w:tr>
+        <w:tc>
+          <w:tcPr>
+            <w:tcW w:type="dxa" w:w="2880"/>
+          </w:tcPr>
+          <w:p>
+            <w:r>
+              <w:rPr>
+                <w:rFonts w:ascii="Microsoft YaHei" w:hAnsi="Microsoft YaHei" w:eastAsia="Microsoft YaHei"/>
+                <w:b w:val="0"/>
+                <w:sz w:val="20"/>
+              </w:rPr>
+              <w:t>11</w:t>
+            </w:r>
+          </w:p>
+        </w:tc>
+        <w:tc>
+          <w:tcPr>
+            <w:tcW w:type="dxa" w:w="2880"/>
+          </w:tcPr>
+          <w:p>
+            <w:r>
+              <w:rPr>
+                <w:rFonts w:ascii="Microsoft YaHei" w:hAnsi="Microsoft YaHei" w:eastAsia="Microsoft YaHei"/>
+                <w:b w:val="0"/>
+                <w:sz w:val="20"/>
+              </w:rPr>
+              <w:t>多因素实验资料方差分析</w:t>
+            </w:r>
+          </w:p>
+        </w:tc>
+        <w:tc>
+          <w:tcPr>
+            <w:tcW w:type="dxa" w:w="2880"/>
+          </w:tcPr>
+          <w:p>
+            <w:r>
+              <w:rPr>
+                <w:rFonts w:ascii="Microsoft YaHei" w:hAnsi="Microsoft YaHei" w:eastAsia="Microsoft YaHei"/>
+                <w:b w:val="0"/>
+                <w:sz w:val="20"/>
+              </w:rPr>
+              <w:t>11-2zzw22025451.sav</w:t>
+            </w:r>
+          </w:p>
+        </w:tc>
+      </w:tr>
+      <w:tr>
+        <w:tc>
+          <w:tcPr>
+            <w:tcW w:type="dxa" w:w="2880"/>
+          </w:tcPr>
+          <w:p>
+            <w:r>
+              <w:rPr>
+                <w:rFonts w:ascii="Microsoft YaHei" w:hAnsi="Microsoft YaHei" w:eastAsia="Microsoft YaHei"/>
+                <w:b w:val="0"/>
+                <w:sz w:val="20"/>
+              </w:rPr>
+              <w:t>13</w:t>
+            </w:r>
+          </w:p>
+        </w:tc>
+        <w:tc>
+          <w:tcPr>
+            <w:tcW w:type="dxa" w:w="2880"/>
+          </w:tcPr>
+          <w:p>
+            <w:r>
+              <w:rPr>
+                <w:rFonts w:ascii="Microsoft YaHei" w:hAnsi="Microsoft YaHei" w:eastAsia="Microsoft YaHei"/>
+                <w:b w:val="0"/>
+                <w:sz w:val="20"/>
+              </w:rPr>
+              <w:t>协方差分析</w:t>
+            </w:r>
+          </w:p>
+        </w:tc>
+        <w:tc>
+          <w:tcPr>
+            <w:tcW w:type="dxa" w:w="2880"/>
+          </w:tcPr>
+          <w:p>
+            <w:r>
+              <w:rPr>
+                <w:rFonts w:ascii="Microsoft YaHei" w:hAnsi="Microsoft YaHei" w:eastAsia="Microsoft YaHei"/>
+                <w:b w:val="0"/>
+                <w:sz w:val="20"/>
+              </w:rPr>
+              <w:t>13-2zzw22025451.sav</w:t>
+            </w:r>
+          </w:p>
+        </w:tc>
+      </w:tr>
+      <w:tr>
+        <w:tc>
+          <w:tcPr>
+            <w:tcW w:type="dxa" w:w="2880"/>
+          </w:tcPr>
+          <w:p>
+            <w:r>
+              <w:rPr>
+                <w:rFonts w:ascii="Microsoft YaHei" w:hAnsi="Microsoft YaHei" w:eastAsia="Microsoft YaHei"/>
+                <w:b w:val="0"/>
+                <w:sz w:val="20"/>
+              </w:rPr>
+              <w:t>15</w:t>
+            </w:r>
+          </w:p>
+        </w:tc>
+        <w:tc>
+          <w:tcPr>
+            <w:tcW w:type="dxa" w:w="2880"/>
+          </w:tcPr>
+          <w:p>
+            <w:r>
+              <w:rPr>
+                <w:rFonts w:ascii="Microsoft YaHei" w:hAnsi="Microsoft YaHei" w:eastAsia="Microsoft YaHei"/>
+                <w:b w:val="0"/>
+                <w:sz w:val="20"/>
+              </w:rPr>
+              <w:t>多元线性回归</w:t>
+            </w:r>
+          </w:p>
+        </w:tc>
+        <w:tc>
+          <w:tcPr>
+            <w:tcW w:type="dxa" w:w="2880"/>
+          </w:tcPr>
+          <w:p>
+            <w:r>
+              <w:rPr>
+                <w:rFonts w:ascii="Microsoft YaHei" w:hAnsi="Microsoft YaHei" w:eastAsia="Microsoft YaHei"/>
+                <w:b w:val="0"/>
+                <w:sz w:val="20"/>
+              </w:rPr>
+              <w:t>15-10zzw22025451.sav</w:t>
+            </w:r>
+          </w:p>
+        </w:tc>
+      </w:tr>
+      <w:tr>
+        <w:tc>
+          <w:tcPr>
+            <w:tcW w:type="dxa" w:w="2880"/>
+          </w:tcPr>
+          <w:p>
+            <w:r>
+              <w:rPr>
+                <w:rFonts w:ascii="Microsoft YaHei" w:hAnsi="Microsoft YaHei" w:eastAsia="Microsoft YaHei"/>
+                <w:b w:val="0"/>
+                <w:sz w:val="20"/>
+              </w:rPr>
+              <w:t>16</w:t>
+            </w:r>
+          </w:p>
+        </w:tc>
+        <w:tc>
+          <w:tcPr>
+            <w:tcW w:type="dxa" w:w="2880"/>
+          </w:tcPr>
+          <w:p>
+            <w:r>
+              <w:rPr>
+                <w:rFonts w:ascii="Microsoft YaHei" w:hAnsi="Microsoft YaHei" w:eastAsia="Microsoft YaHei"/>
+                <w:b w:val="0"/>
+                <w:sz w:val="20"/>
+              </w:rPr>
+              <w:t>Logistic 回归</w:t>
+            </w:r>
+          </w:p>
+        </w:tc>
+        <w:tc>
+          <w:tcPr>
+            <w:tcW w:type="dxa" w:w="2880"/>
+          </w:tcPr>
+          <w:p>
+            <w:r>
+              <w:rPr>
+                <w:rFonts w:ascii="Microsoft YaHei" w:hAnsi="Microsoft YaHei" w:eastAsia="Microsoft YaHei"/>
+                <w:b w:val="0"/>
+                <w:sz w:val="20"/>
+              </w:rPr>
+              <w:t>16-18zzw22025451.sav</w:t>
+            </w:r>
+          </w:p>
+        </w:tc>
+      </w:tr>
+    </w:tbl>
     <w:p/>
     <w:p>
       <w:pPr>
         <w:pStyle w:val="Heading2"/>
       </w:pPr>
       <w:r>
-        <w:t>每次打开 `.sav` 后先做三件事</w:t>
+        <w:rPr>
+          <w:rFonts w:ascii="Microsoft YaHei" w:hAnsi="Microsoft YaHei" w:eastAsia="Microsoft YaHei"/>
+          <w:b/>
+          <w:sz w:val="28"/>
+        </w:rPr>
+        <w:t>每次打开 .sav 后先做三件事</w:t>
       </w:r>
     </w:p>
-    <w:p/>
     <w:p>
       <w:pPr>
         <w:pStyle w:val="ListNumber"/>
@@ -175,6 +1252,8 @@
       <w:r>
         <w:rPr>
           <w:rFonts w:ascii="Microsoft YaHei" w:hAnsi="Microsoft YaHei" w:eastAsia="Microsoft YaHei"/>
+          <w:b w:val="0"/>
+          <w:sz w:val="22"/>
         </w:rPr>
         <w:t>看变量视图：每个变量叫什么、标签是什么、值标签是什么。</w:t>
       </w:r>
@@ -186,6 +1265,8 @@
       <w:r>
         <w:rPr>
           <w:rFonts w:ascii="Microsoft YaHei" w:hAnsi="Microsoft YaHei" w:eastAsia="Microsoft YaHei"/>
+          <w:b w:val="0"/>
+          <w:sz w:val="22"/>
         </w:rPr>
         <w:t>判断资料类型：Scale、Nominal、Ordinal 分别对应计量、分类、等级。</w:t>
       </w:r>
@@ -197,29 +1278,35 @@
       <w:r>
         <w:rPr>
           <w:rFonts w:ascii="Microsoft YaHei" w:hAnsi="Microsoft YaHei" w:eastAsia="Microsoft YaHei"/>
+          <w:b w:val="0"/>
+          <w:sz w:val="22"/>
         </w:rPr>
         <w:t>再决定检验方法，不要一打开数据就直接点菜单。</w:t>
       </w:r>
     </w:p>
-    <w:p/>
     <w:p>
       <w:pPr>
         <w:pStyle w:val="Heading2"/>
       </w:pPr>
       <w:r>
+        <w:rPr>
+          <w:rFonts w:ascii="Microsoft YaHei" w:hAnsi="Microsoft YaHei" w:eastAsia="Microsoft YaHei"/>
+          <w:b/>
+          <w:sz w:val="28"/>
+        </w:rPr>
         <w:t>保存截图要求</w:t>
       </w:r>
     </w:p>
-    <w:p/>
     <w:p>
       <w:r>
         <w:rPr>
           <w:rFonts w:ascii="Microsoft YaHei" w:hAnsi="Microsoft YaHei" w:eastAsia="Microsoft YaHei"/>
+          <w:b w:val="0"/>
+          <w:sz w:val="22"/>
         </w:rPr>
-        <w:t>每练一个数据文件，至少保存两张截图到 `SPSS截图`：</w:t>
+        <w:t>每练一个数据文件，至少保存两张截图到 SPSS截图：</w:t>
       </w:r>
     </w:p>
-    <w:p/>
     <w:p>
       <w:pPr>
         <w:pStyle w:val="ListBullet"/>
@@ -227,6 +1314,8 @@
       <w:r>
         <w:rPr>
           <w:rFonts w:ascii="Microsoft YaHei" w:hAnsi="Microsoft YaHei" w:eastAsia="Microsoft YaHei"/>
+          <w:b w:val="0"/>
+          <w:sz w:val="22"/>
         </w:rPr>
         <w:t>数据视图或变量视图截图。</w:t>
       </w:r>
@@ -238,11 +1327,12 @@
       <w:r>
         <w:rPr>
           <w:rFonts w:ascii="Microsoft YaHei" w:hAnsi="Microsoft YaHei" w:eastAsia="Microsoft YaHei"/>
+          <w:b w:val="0"/>
+          <w:sz w:val="22"/>
         </w:rPr>
         <w:t>输出结果表截图，尤其是含 P值 的表。</w:t>
       </w:r>
     </w:p>
-    <w:p/>
     <w:sectPr>
       <w:pgSz w:w="12240" w:h="15840"/>
       <w:pgMar w:top="1440" w:right="1800" w:bottom="1440" w:left="1800" w:header="720" w:footer="720" w:gutter="0"/>
@@ -618,7 +1708,7 @@
     <w:rsid w:val="00FC693F"/>
     <w:rPr>
       <w:rFonts w:ascii="Microsoft YaHei" w:hAnsi="Microsoft YaHei" w:eastAsia="Microsoft YaHei"/>
-      <w:sz w:val="21"/>
+      <w:sz w:val="22"/>
     </w:rPr>
   </w:style>
   <w:style w:type="paragraph" w:styleId="Header">
